--- a/defense/docs/front_matter/DEFINITIONS_KZ_GOST_2026-08-13.docx
+++ b/defense/docs/front_matter/DEFINITIONS_KZ_GOST_2026-08-13.docx
@@ -14,6 +14,7 @@
           <w:b/>
           <w:i w:val="0"/>
           <w:sz w:val="32"/>
+          <w:u w:val="none"/>
         </w:rPr>
         <w:t>АНЫҚТАМАЛАР</w:t>
       </w:r>
@@ -29,6 +30,7 @@
           <w:b/>
           <w:i w:val="0"/>
           <w:sz w:val="28"/>
+          <w:u w:val="none"/>
         </w:rPr>
         <w:t>Архитектуралық күрделілік (Architectural complexity)</w:t>
       </w:r>
@@ -38,6 +40,7 @@
           <w:b w:val="0"/>
           <w:i w:val="0"/>
           <w:sz w:val="28"/>
+          <w:u w:val="none"/>
         </w:rPr>
         <w:t xml:space="preserve"> — CNN сыйымдылығы, конволюциялық қабаттар саны, оқытылатын параметрлердің жалпы саны, сүзгі өлшемдерінің ауқымы және регуляризация компоненттерінің (batch normalization, dropout) болуы немесе болмауы арқылы анықталады.</w:t>
       </w:r>
@@ -53,6 +56,7 @@
           <w:b/>
           <w:i w:val="0"/>
           <w:sz w:val="28"/>
+          <w:u w:val="none"/>
         </w:rPr>
         <w:t>Baseline (базалық тармақ)</w:t>
       </w:r>
@@ -62,6 +66,7 @@
           <w:b w:val="0"/>
           <w:i w:val="0"/>
           <w:sz w:val="28"/>
+          <w:u w:val="none"/>
         </w:rPr>
         <w:t xml:space="preserve"> — Эксперимент 1-дің анықтамалық конфигурациясы: 512×512-ге дейін созып-масштабтау, одан кейін ImageNet нормализациясы; FOV маскасы мен preprocessing кезеңдерінсіз 3 арналы тензор шығарады, магистраль ImageNet-тен инициализацияланады.</w:t>
       </w:r>
@@ -77,6 +82,7 @@
           <w:b/>
           <w:i w:val="0"/>
           <w:sz w:val="28"/>
+          <w:u w:val="none"/>
         </w:rPr>
         <w:t>CLAHE (Contrast-Limited Adaptive Histogram Equalization)</w:t>
       </w:r>
@@ -86,6 +92,7 @@
           <w:b w:val="0"/>
           <w:i w:val="0"/>
           <w:sz w:val="28"/>
+          <w:u w:val="none"/>
         </w:rPr>
         <w:t xml:space="preserve"> — контрастты күшейтуді шектейтін шектік мәнмен жергілікті кескін плиткалары бойынша жұмыс істейтін адаптивті контрастты күшейту әдісі; конвейерде LAB L-арнасына қос шектеулі шектік мәнмен қолданылады (5-кезең).</w:t>
       </w:r>
@@ -101,6 +108,7 @@
           <w:b/>
           <w:i w:val="0"/>
           <w:sz w:val="28"/>
+          <w:u w:val="none"/>
         </w:rPr>
         <w:t>Композиттік тәуелсіз айнымалы (Composite independent variable)</w:t>
       </w:r>
@@ -110,6 +118,7 @@
           <w:b w:val="0"/>
           <w:i w:val="0"/>
           <w:sz w:val="28"/>
+          <w:u w:val="none"/>
         </w:rPr>
         <w:t xml:space="preserve"> — Эксперимент 1-дің (H-1) біріктірілген басқарылатын факторы, мұнда толық конвейер тармағы baseline-нан preprocessing өсі (сегіз кезеңді конвейер vs. созып-масштабтау + ImageNet) және pretraining өсі (офтальмологияға бейімделген SSL vs. ImageNet) бойынша бірге ерекшеленеді.</w:t>
       </w:r>
@@ -125,6 +134,7 @@
           <w:b/>
           <w:i w:val="0"/>
           <w:sz w:val="28"/>
+          <w:u w:val="none"/>
         </w:rPr>
         <w:t>Convolutional Neural Network (CNN)</w:t>
       </w:r>
@@ -134,6 +144,7 @@
           <w:b w:val="0"/>
           <w:i w:val="0"/>
           <w:sz w:val="28"/>
+          <w:u w:val="none"/>
         </w:rPr>
         <w:t xml:space="preserve"> — белгілерді шығаруға арналған конволюциялық және pooling қабаттарынан және жіктеуге арналған толық байланысқан қабаттардан тұратын нейрондық архитектура; алдын ала өңделген fundus кескіндерінде бес класты DR градациясын жасайтын жіктеу магистралі.</w:t>
       </w:r>
@@ -149,6 +160,7 @@
           <w:b/>
           <w:i w:val="0"/>
           <w:sz w:val="28"/>
+          <w:u w:val="none"/>
         </w:rPr>
         <w:t>Cross-Validation</w:t>
       </w:r>
@@ -158,6 +170,7 @@
           <w:b w:val="0"/>
           <w:i w:val="0"/>
           <w:sz w:val="28"/>
+          <w:u w:val="none"/>
         </w:rPr>
         <w:t xml:space="preserve"> — 5 еселі, пациент деңгейінде стратификацияланған бөлуді пайдаланатын валидация стратегиясы; әр итерацияда төрт фолд оқыту, бір фолд тест ретінде қолданылады, бір пациенттің кескіндері екі бөлімде де болмайды; метрикалар орташа ± стандартты ауытқу түрінде беріледі.</w:t>
       </w:r>
@@ -173,6 +186,7 @@
           <w:b/>
           <w:i w:val="0"/>
           <w:sz w:val="28"/>
+          <w:u w:val="none"/>
         </w:rPr>
         <w:t>Data Augmentation</w:t>
       </w:r>
@@ -182,6 +196,7 @@
           <w:b w:val="0"/>
           <w:i w:val="0"/>
           <w:sz w:val="28"/>
+          <w:u w:val="none"/>
         </w:rPr>
         <w:t xml:space="preserve"> — оқыту деректерінің вариабельділігін арттыру және жалпылауды жақсарту үшін қолданылатын кескін түрлендірулері (біртұтас аффинді, ColorJitter [жарықтылық/контраст/қанығу/реңк], Гаусс шуы, JPEG компрессия); конвейердің тек оқытуға арналған 6-кезеңі.</w:t>
       </w:r>
@@ -197,6 +212,7 @@
           <w:b/>
           <w:i w:val="0"/>
           <w:sz w:val="28"/>
+          <w:u w:val="none"/>
         </w:rPr>
         <w:t>Деректер жиынтығына тән нормализация (Dataset-specific normalization)</w:t>
       </w:r>
@@ -206,6 +222,7 @@
           <w:b w:val="0"/>
           <w:i w:val="0"/>
           <w:sz w:val="28"/>
+          <w:u w:val="none"/>
         </w:rPr>
         <w:t xml:space="preserve"> — ImageNet статистикасының орнына негізгі деректер жиынтығының оқыту бөлігінен есептелген орташа мән мен стандартты ауытқуды пайдаланатын арна бойынша нормализация (7-кезең); толық конвейердің нормализациясы.</w:t>
       </w:r>
@@ -221,6 +238,7 @@
           <w:b/>
           <w:i w:val="0"/>
           <w:sz w:val="28"/>
+          <w:u w:val="none"/>
         </w:rPr>
         <w:t>Диабеттік ретинопатия (Diabetic Retinopathy, DR)</w:t>
       </w:r>
@@ -230,6 +248,7 @@
           <w:b w:val="0"/>
           <w:i w:val="0"/>
           <w:sz w:val="28"/>
+          <w:u w:val="none"/>
         </w:rPr>
         <w:t xml:space="preserve"> — қант диабетінің микротамырлық асқынуы және алдын алуға болатын көру қабілетінен айырылудың жетекші себебі; бес ауырлық сатысында градацияланады (0 — жоқ, 1 — жеңіл, 2 — орташа, 3 — ауыр, 4 — пролиферативті).</w:t>
       </w:r>
@@ -245,6 +264,7 @@
           <w:b/>
           <w:i w:val="0"/>
           <w:sz w:val="28"/>
+          <w:u w:val="none"/>
         </w:rPr>
         <w:t>Диагностикалық тиімділік (Diagnostic effectiveness)</w:t>
       </w:r>
@@ -254,6 +274,7 @@
           <w:b w:val="0"/>
           <w:i w:val="0"/>
           <w:sz w:val="28"/>
+          <w:u w:val="none"/>
         </w:rPr>
         <w:t xml:space="preserve"> — тест бөлімінде есептелген төрт негізгі метрика (accuracy, weighted F1-score, ROC-AUC және квадраттық салмақты Cohen's Kappa) бойынша бірлескен өнімділік профилі.</w:t>
       </w:r>
@@ -269,6 +290,7 @@
           <w:b/>
           <w:i w:val="0"/>
           <w:sz w:val="28"/>
+          <w:u w:val="none"/>
         </w:rPr>
         <w:t>Domain Shift</w:t>
       </w:r>
@@ -278,6 +300,7 @@
           <w:b w:val="0"/>
           <w:i w:val="0"/>
           <w:sz w:val="28"/>
+          <w:u w:val="none"/>
         </w:rPr>
         <w:t xml:space="preserve"> — бейнелеу жабдығының, пациенттер популяциясының немесе алу хаттамаларының айырмашылықтарынан туындайтын оқыту деректері мен мақсатты деректер арасындағы таралымдық айырмашылық.</w:t>
       </w:r>
@@ -293,6 +316,7 @@
           <w:b/>
           <w:i w:val="0"/>
           <w:sz w:val="28"/>
+          <w:u w:val="none"/>
         </w:rPr>
         <w:t>FOV маскасы (Field-of-View mask)</w:t>
       </w:r>
@@ -302,6 +326,7 @@
           <w:b w:val="0"/>
           <w:i w:val="0"/>
           <w:sz w:val="28"/>
+          <w:u w:val="none"/>
         </w:rPr>
         <w:t xml:space="preserve"> — 3-кезеңде жасалатын және 4-арна ретінде қосылатын бинарлық кеңістіктік маска (1.0 = нақты fundus деректері, 0.0 = нөлдік толтыру), CNN-ге нақты ретинальды пиксельдерді толтырылған фоннан ажыратуға мүмкіндік береді.</w:t>
       </w:r>
@@ -317,6 +342,7 @@
           <w:b/>
           <w:i w:val="0"/>
           <w:sz w:val="28"/>
+          <w:u w:val="none"/>
         </w:rPr>
         <w:t>Flat-Field Correction (адаптивті)</w:t>
       </w:r>
@@ -326,6 +352,7 @@
           <w:b w:val="0"/>
           <w:i w:val="0"/>
           <w:sz w:val="28"/>
+          <w:u w:val="none"/>
         </w:rPr>
         <w:t xml:space="preserve"> — FOV маскасы ішінде біркелкі емес жарықтандыруды қалыпқа келтіретін, жергілікті контрастты сақтайтын адаптивті σ = 0.07·D (D = FOV диаметрі) бар Гаусс бұлыңғырлауын азайту; конвейердің 4-кезеңі.</w:t>
       </w:r>
@@ -341,6 +368,7 @@
           <w:b/>
           <w:i w:val="0"/>
           <w:sz w:val="28"/>
+          <w:u w:val="none"/>
         </w:rPr>
         <w:t>Fundus кескіні (Fundus image)</w:t>
       </w:r>
@@ -350,6 +378,7 @@
           <w:b w:val="0"/>
           <w:i w:val="0"/>
           <w:sz w:val="28"/>
+          <w:u w:val="none"/>
         </w:rPr>
         <w:t xml:space="preserve"> — фундоскопия арқылы алынған ретинальды фотосурет; диссертацияның жалғыз бейнелеу модальділігі және preprocessing конвейері мен CNN жіктеуішінің кірісі.</w:t>
       </w:r>
@@ -365,6 +394,7 @@
           <w:b/>
           <w:i w:val="0"/>
           <w:sz w:val="28"/>
+          <w:u w:val="none"/>
         </w:rPr>
         <w:t>Жалпылау (cross-database)</w:t>
       </w:r>
@@ -374,6 +404,7 @@
           <w:b w:val="0"/>
           <w:i w:val="0"/>
           <w:sz w:val="28"/>
+          <w:u w:val="none"/>
         </w:rPr>
         <w:t xml:space="preserve"> — сол бір оқытылған модельмен қайта оқытусыз екінші деректер жиынтығындағы тест F1-score-дың негізгі деректер жиынтығындағы тест F1-score-ға қатынасы; жалпылау коэффициенті G = F1_external / F1_EyePACS.</w:t>
       </w:r>
@@ -389,6 +420,7 @@
           <w:b/>
           <w:i w:val="0"/>
           <w:sz w:val="28"/>
+          <w:u w:val="none"/>
         </w:rPr>
         <w:t>Grad-CAM (Gradient-weighted Class Activation Mapping)</w:t>
       </w:r>
@@ -398,6 +430,7 @@
           <w:b w:val="0"/>
           <w:i w:val="0"/>
           <w:sz w:val="28"/>
+          <w:u w:val="none"/>
         </w:rPr>
         <w:t xml:space="preserve"> — соңғы конволюциялық белгілер карталарының градиентпен өлшенген комбинациясынан класс-дискриминативті локализация карталарын жасайтын explainability әдісі; патологияны клиникалық локализациялау емес, интерпретация құралы.</w:t>
       </w:r>
@@ -413,6 +446,7 @@
           <w:b/>
           <w:i w:val="0"/>
           <w:sz w:val="28"/>
+          <w:u w:val="none"/>
         </w:rPr>
         <w:t>Кескін сапасы (Image quality)</w:t>
       </w:r>
@@ -422,6 +456,7 @@
           <w:b w:val="0"/>
           <w:i w:val="0"/>
           <w:sz w:val="28"/>
+          <w:u w:val="none"/>
         </w:rPr>
         <w:t xml:space="preserve"> — fundus кескінінің DR градациясына қатысты микротамырлық белгілерді автоматты түрде анықтауды қолдаудың өлшенетін қабілеті; субъективті визуалды баға арқылы емес, төмен ағындағы жіктеу өнімділігі арқылы бағаланады.</w:t>
       </w:r>
@@ -437,6 +472,7 @@
           <w:b/>
           <w:i w:val="0"/>
           <w:sz w:val="28"/>
+          <w:u w:val="none"/>
         </w:rPr>
         <w:t>Интеграцияланған конвейер үстемдігі (H-1)</w:t>
       </w:r>
@@ -446,6 +482,7 @@
           <w:b w:val="0"/>
           <w:i w:val="0"/>
           <w:sz w:val="28"/>
+          <w:u w:val="none"/>
         </w:rPr>
         <w:t xml:space="preserve"> — біріктірілген толық конвейер конфигурациясы baseline-нан біртұтас жүйе ретінде асып түседі деген негізгі гипотеза; эмпирикалық үстемдік критерийі (weighted F1 ≥ 5 пп өсу, ROC-AUC ≥ 0.02 өсу, Kappa нашарламауы) орындалғанда валидацияланады.</w:t>
       </w:r>
@@ -461,6 +498,7 @@
           <w:b/>
           <w:i w:val="0"/>
           <w:sz w:val="28"/>
+          <w:u w:val="none"/>
         </w:rPr>
         <w:t>Офтальмологияға бейімделген өзін-өзі бақылаусыз алдын ала оқыту</w:t>
       </w:r>
@@ -470,6 +508,7 @@
           <w:b w:val="0"/>
           <w:i w:val="0"/>
           <w:sz w:val="28"/>
+          <w:u w:val="none"/>
         </w:rPr>
         <w:t xml:space="preserve"> — CNN магистралін белгіленбеген ретинальды fundus корпусында (DR белгілерінсіз) өзін-өзі бақылаусыз алдын ала оқыту; толық конвейер тармағының инициализациясы ретінде қолданылады, 4-арналы конвейер тензорында fundus-домен репрезентацияларын үйренеді.</w:t>
       </w:r>
@@ -485,6 +524,7 @@
           <w:b/>
           <w:i w:val="0"/>
           <w:sz w:val="28"/>
+          <w:u w:val="none"/>
         </w:rPr>
         <w:t>Physician-in-the-Loop</w:t>
       </w:r>
@@ -494,6 +534,7 @@
           <w:b w:val="0"/>
           <w:i w:val="0"/>
           <w:sz w:val="28"/>
+          <w:u w:val="none"/>
         </w:rPr>
         <w:t xml:space="preserve"> — дәрігер AI шығысын тек тұтынушы ретінде емес, нәтижелерді интерпретациялайтын және жүйені баптайтын «баптаушы» әрі аудитор ретінде әрекет ететін жобалау парадигмасы; ұсынылған жүйе осы парадигма аясындағы шешім қабылдауды қолдау құралы.</w:t>
       </w:r>
@@ -509,6 +550,7 @@
           <w:b/>
           <w:i w:val="0"/>
           <w:sz w:val="28"/>
+          <w:u w:val="none"/>
         </w:rPr>
         <w:t>Preprocessing Pipeline (алдын ала өңдеу конвейері)</w:t>
       </w:r>
@@ -518,6 +560,7 @@
           <w:b w:val="0"/>
           <w:i w:val="0"/>
           <w:sz w:val="28"/>
+          <w:u w:val="none"/>
         </w:rPr>
         <w:t xml:space="preserve"> — CNN кірісіне дейін fundus кескіндеріне қолданылатын канондық сегіз кезеңді реттелген тізбек (0–7 кезеңдер); толық конвейер барлық сегіз кезеңді қолданып, 4-арналы тензор (RGB + FOV маскасы) шығарады.</w:t>
       </w:r>
@@ -533,6 +576,7 @@
           <w:b/>
           <w:i w:val="0"/>
           <w:sz w:val="28"/>
+          <w:u w:val="none"/>
         </w:rPr>
         <w:t>Ресурстары шектеулі орта (Resource-limited environment)</w:t>
       </w:r>
@@ -542,6 +586,7 @@
           <w:b w:val="0"/>
           <w:i w:val="0"/>
           <w:sz w:val="28"/>
+          <w:u w:val="none"/>
         </w:rPr>
         <w:t xml:space="preserve"> — келесілердің кемінде екеуімен сипатталатын орналастыру контексті: GPU үдетуінің болмауы; қолжетімді RAM 16 ГБ-тан төмен; пакеттік өңдеу уақытының шектеулері; үздіксіз бұлттық API-ге сенуге мүмкіндік бермейтін желілік байланыс.</w:t>
       </w:r>
@@ -557,6 +602,7 @@
           <w:b/>
           <w:i w:val="0"/>
           <w:sz w:val="28"/>
+          <w:u w:val="none"/>
         </w:rPr>
         <w:t>Transfer Learning</w:t>
       </w:r>
@@ -566,6 +612,7 @@
           <w:b w:val="0"/>
           <w:i w:val="0"/>
           <w:sz w:val="28"/>
+          <w:u w:val="none"/>
         </w:rPr>
         <w:t xml:space="preserve"> — алдын ала оқытылған желі салмақтарын fundus-кескін доменіне қайта пайдалану және бейімдеу; H-1 бойынша инициализация көзі тармаққа бағынады (baseline үшін ImageNet, толық конвейер үшін офтальмологияға бейімделген SSL).</w:t>
       </w:r>
@@ -581,6 +628,7 @@
           <w:b/>
           <w:i w:val="0"/>
           <w:sz w:val="28"/>
+          <w:u w:val="none"/>
         </w:rPr>
         <w:t>Weighted Loss Function</w:t>
       </w:r>
@@ -590,6 +638,7 @@
           <w:b w:val="0"/>
           <w:i w:val="0"/>
           <w:sz w:val="28"/>
+          <w:u w:val="none"/>
         </w:rPr>
         <w:t xml:space="preserve"> — класс теңсіздігін шешетін және бес класты DR градациясының реттік құрылымын пайдаланатын класс бойынша салмақтары бар кросс-энтропия шығын функциясы.</w:t>
       </w:r>
@@ -620,6 +669,7 @@
         <w:b w:val="0"/>
         <w:i w:val="0"/>
         <w:sz w:val="28"/>
+        <w:u w:val="none"/>
       </w:rPr>
       <w:fldChar w:fldCharType="begin"/>
       <w:instrText xml:space="preserve">PAGE</w:instrText>
